--- a/templates/odrzucony_szablon.docx
+++ b/templates/odrzucony_szablon.docx
@@ -10,9 +10,36 @@
       </w:pPr>
       <w:r>
         <w:rPr>
-          <w:lang w:val="pl-PL"/>
-        </w:rPr>
-        <w:t>Cześć!</w:t>
+          <w:b/>
+          <w:bCs/>
+          <w:color w:val="4EA72E" w:themeColor="accent6"/>
+          <w:lang w:val="pl-PL"/>
+        </w:rPr>
+        <w:t>TEMAT</w:t>
+      </w:r>
+      <w:r>
+        <w:rPr>
+          <w:lang w:val="pl-PL"/>
+        </w:rPr>
+        <w:t>: {{ temat_</w:t>
+      </w:r>
+      <w:r>
+        <w:rPr>
+          <w:lang w:val="pl-PL"/>
+        </w:rPr>
+        <w:t>odrzucony</w:t>
+      </w:r>
+      <w:r>
+        <w:rPr>
+          <w:lang w:val="pl-PL"/>
+        </w:rPr>
+        <w:t xml:space="preserve"> }} </w:t>
+      </w:r>
+      <w:r>
+        <w:rPr>
+          <w:lang w:val="pl-PL"/>
+        </w:rPr>
+        <w:br/>
       </w:r>
     </w:p>
     <w:p>
@@ -25,21 +52,7 @@
         <w:rPr>
           <w:lang w:val="pl-PL"/>
         </w:rPr>
-        <w:t>Dziękujemy za zainteresowanie projektem</w:t>
-      </w:r>
-      <w:r>
-        <w:rPr>
-          <w:b/>
-          <w:bCs/>
-          <w:lang w:val="pl-PL"/>
-        </w:rPr>
-        <w:t xml:space="preserve"> "[NAZWA PROJEKTU]" </w:t>
-      </w:r>
-      <w:r>
-        <w:rPr>
-          <w:lang w:val="pl-PL"/>
-        </w:rPr>
-        <w:t>w [KRAJ] ([DATY]).</w:t>
+        <w:t>Cześć!</w:t>
       </w:r>
     </w:p>
     <w:p>
@@ -48,99 +61,285 @@
           <w:lang w:val="pl-PL"/>
         </w:rPr>
       </w:pPr>
+      <w:r>
+        <w:rPr>
+          <w:lang w:val="pl-PL"/>
+        </w:rPr>
+        <w:t>Dziękujemy za zainteresowanie projektem</w:t>
+      </w:r>
+      <w:r>
+        <w:rPr>
+          <w:b/>
+          <w:bCs/>
+          <w:lang w:val="pl-PL"/>
+        </w:rPr>
+        <w:t xml:space="preserve"> </w:t>
+      </w:r>
+      <w:r>
+        <w:rPr>
+          <w:b/>
+          <w:bCs/>
+          <w:lang w:val="pl-PL"/>
+        </w:rPr>
+        <w:t>"</w:t>
+      </w:r>
+      <w:r>
+        <w:rPr>
+          <w:b/>
+          <w:bCs/>
+          <w:lang w:val="pl-PL"/>
+        </w:rPr>
+        <w:t>{{ nazwa_projektu }}</w:t>
+      </w:r>
+      <w:r>
+        <w:rPr>
+          <w:b/>
+          <w:bCs/>
+          <w:lang w:val="pl-PL"/>
+        </w:rPr>
+        <w:t>"</w:t>
+      </w:r>
+      <w:r>
+        <w:rPr>
+          <w:b/>
+          <w:bCs/>
+          <w:lang w:val="pl-PL"/>
+        </w:rPr>
+        <w:t xml:space="preserve"> </w:t>
+      </w:r>
+      <w:r>
+        <w:rPr>
+          <w:lang w:val="pl-PL"/>
+        </w:rPr>
+        <w:t xml:space="preserve">w </w:t>
+      </w:r>
+      <w:r>
+        <w:rPr>
+          <w:b/>
+          <w:bCs/>
+          <w:lang w:val="pl-PL"/>
+        </w:rPr>
+        <w:t>{{ kraj_2 }}</w:t>
+      </w:r>
+      <w:r>
+        <w:rPr>
+          <w:lang w:val="pl-PL"/>
+        </w:rPr>
+        <w:t xml:space="preserve"> (</w:t>
+      </w:r>
+      <w:r>
+        <w:rPr>
+          <w:b/>
+          <w:bCs/>
+          <w:lang w:val="pl-PL"/>
+        </w:rPr>
+        <w:t>{{ data_start }} – {{ data_koniec }}</w:t>
+      </w:r>
+      <w:r>
+        <w:rPr>
+          <w:lang w:val="pl-PL"/>
+        </w:rPr>
+        <w:t>)</w:t>
+      </w:r>
+      <w:r>
+        <w:rPr>
+          <w:lang w:val="pl-PL"/>
+        </w:rPr>
+        <w:t>.</w:t>
+      </w:r>
     </w:p>
     <w:p>
-      <w:r>
-        <w:t>Do udziału w projekcie zgłosiło się więcej chętnych osób niż miejsc i wybór uczestniczek i uczestników był dla nas niezwykle trudnym zadaniem. Niestety mamy ograniczoną liczbę miejsc i tym razem nie możemy zaprosić Cię do udziału.</w:t>
-      </w:r>
-    </w:p>
-    <w:p/>
-    <w:p>
-      <w:r>
-        <w:t>W razie rezygnacji którejś z osób zakwalifikowanych skontaktujemy się z Tobą!</w:t>
-      </w:r>
-    </w:p>
-    <w:p/>
-    <w:p>
-      <w:r>
-        <w:t>Zachęcamy do obserwowania nas w mediach społecznościowych: </w:t>
-      </w:r>
+      <w:pPr>
+        <w:rPr>
+          <w:lang w:val="pl-PL"/>
+        </w:rPr>
+      </w:pPr>
     </w:p>
     <w:p>
+      <w:pPr>
+        <w:rPr>
+          <w:lang w:val="pl-PL"/>
+        </w:rPr>
+      </w:pPr>
+      <w:r>
+        <w:rPr>
+          <w:lang w:val="pl-PL"/>
+        </w:rPr>
+        <w:t>Do udziału w projekcie zgłosiło się więcej chętnych osób niż miejsc i wybór uczestniczek i uczestników był dla nas niezwykle trudnym zadaniem. Niestety mamy ograniczoną liczbę miejsc i tym razem nie możemy zaprosić Cię do udziału.</w:t>
+      </w:r>
+    </w:p>
+    <w:p>
+      <w:pPr>
+        <w:rPr>
+          <w:lang w:val="pl-PL"/>
+        </w:rPr>
+      </w:pPr>
+    </w:p>
+    <w:p>
+      <w:pPr>
+        <w:rPr>
+          <w:lang w:val="pl-PL"/>
+        </w:rPr>
+      </w:pPr>
+      <w:r>
+        <w:rPr>
+          <w:lang w:val="pl-PL"/>
+        </w:rPr>
+        <w:t>W razie rezygnacji którejś z osób zakwalifikowanych skontaktujemy się z Tobą!</w:t>
+      </w:r>
+    </w:p>
+    <w:p>
+      <w:pPr>
+        <w:rPr>
+          <w:lang w:val="pl-PL"/>
+        </w:rPr>
+      </w:pPr>
+    </w:p>
+    <w:p>
+      <w:pPr>
+        <w:rPr>
+          <w:lang w:val="pl-PL"/>
+        </w:rPr>
+      </w:pPr>
+      <w:r>
+        <w:rPr>
+          <w:lang w:val="pl-PL"/>
+        </w:rPr>
+        <w:t>Zachęcamy do obserwowania nas w mediach społecznościowych: </w:t>
+      </w:r>
+    </w:p>
+    <w:p>
+      <w:pPr>
+        <w:rPr>
+          <w:lang w:val="pl-PL"/>
+        </w:rPr>
+      </w:pPr>
       <w:r>
         <w:rPr>
           <w:b/>
           <w:bCs/>
+          <w:lang w:val="pl-PL"/>
         </w:rPr>
         <w:t>INSTAGRAM:</w:t>
       </w:r>
       <w:r>
+        <w:rPr>
+          <w:lang w:val="pl-PL"/>
+        </w:rPr>
         <w:t xml:space="preserve"> </w:t>
       </w:r>
       <w:hyperlink r:id="rId4" w:history="1">
         <w:r>
           <w:rPr>
             <w:rStyle w:val="Hyperlink"/>
+            <w:lang w:val="pl-PL"/>
           </w:rPr>
           <w:t>@yowopoland</w:t>
         </w:r>
       </w:hyperlink>
     </w:p>
     <w:p>
+      <w:pPr>
+        <w:rPr>
+          <w:lang w:val="pl-PL"/>
+        </w:rPr>
+      </w:pPr>
       <w:r>
         <w:rPr>
           <w:b/>
           <w:bCs/>
+          <w:lang w:val="pl-PL"/>
         </w:rPr>
         <w:t>FACEBOOK:</w:t>
       </w:r>
       <w:r>
+        <w:rPr>
+          <w:lang w:val="pl-PL"/>
+        </w:rPr>
         <w:t xml:space="preserve"> </w:t>
       </w:r>
       <w:hyperlink r:id="rId5" w:history="1">
         <w:r>
           <w:rPr>
             <w:rStyle w:val="Hyperlink"/>
+            <w:lang w:val="pl-PL"/>
           </w:rPr>
           <w:t>YoWo Poland</w:t>
         </w:r>
       </w:hyperlink>
     </w:p>
     <w:p>
-      <w:r>
+      <w:pPr>
+        <w:rPr>
+          <w:lang w:val="pl-PL"/>
+        </w:rPr>
+      </w:pPr>
+      <w:r>
+        <w:rPr>
+          <w:lang w:val="pl-PL"/>
+        </w:rPr>
         <w:t xml:space="preserve">A także do przejrzenia aktualnych projektów na naszej </w:t>
       </w:r>
       <w:r>
         <w:rPr>
           <w:b/>
           <w:bCs/>
+          <w:lang w:val="pl-PL"/>
         </w:rPr>
         <w:t>stronie internetowej</w:t>
       </w:r>
       <w:r>
+        <w:rPr>
+          <w:lang w:val="pl-PL"/>
+        </w:rPr>
         <w:t xml:space="preserve">: </w:t>
       </w:r>
       <w:hyperlink r:id="rId6" w:history="1">
         <w:r>
           <w:rPr>
             <w:rStyle w:val="Hyperlink"/>
+            <w:lang w:val="pl-PL"/>
           </w:rPr>
           <w:t>www.yowopoland.org</w:t>
         </w:r>
       </w:hyperlink>
       <w:r>
+        <w:rPr>
+          <w:lang w:val="pl-PL"/>
+        </w:rPr>
         <w:t xml:space="preserve"> (i zapisu do YoWo-newslettera!)</w:t>
-      </w:r>
-    </w:p>
-    <w:p/>
-    <w:p>
-      <w:r>
-        <w:t>Pozdrawiamy</w:t>
       </w:r>
     </w:p>
     <w:p>
-      <w:r>
-        <w:t xml:space="preserve">zespół YoWo Poland </w:t>
+      <w:pPr>
+        <w:rPr>
+          <w:lang w:val="pl-PL"/>
+        </w:rPr>
+      </w:pPr>
+    </w:p>
+    <w:p>
+      <w:proofErr w:type="spellStart"/>
+      <w:r>
+        <w:t>Pozdrawiamy</w:t>
+      </w:r>
+      <w:proofErr w:type="spellEnd"/>
+    </w:p>
+    <w:p>
+      <w:proofErr w:type="spellStart"/>
+      <w:r>
+        <w:t>zespół</w:t>
+      </w:r>
+      <w:proofErr w:type="spellEnd"/>
+      <w:r>
+        <w:t xml:space="preserve"> </w:t>
+      </w:r>
+      <w:proofErr w:type="spellStart"/>
+      <w:r>
+        <w:t>YoWo</w:t>
+      </w:r>
+      <w:proofErr w:type="spellEnd"/>
+      <w:r>
+        <w:t xml:space="preserve"> Poland </w:t>
       </w:r>
       <w:r>
         <w:rPr>

--- a/templates/odrzucony_szablon.docx
+++ b/templates/odrzucony_szablon.docx
@@ -4,39 +4,40 @@
   <w:body>
     <w:p>
       <w:pPr>
-        <w:rPr>
+        <w:spacing w:after="0"/>
+        <w:rPr>
+          <w:rFonts w:ascii="Arial" w:hAnsi="Arial" w:cs="Arial"/>
+          <w:sz w:val="22"/>
+          <w:szCs w:val="22"/>
           <w:lang w:val="pl-PL"/>
         </w:rPr>
       </w:pPr>
       <w:r>
         <w:rPr>
+          <w:rFonts w:ascii="Arial" w:hAnsi="Arial" w:cs="Arial"/>
           <w:b/>
           <w:bCs/>
           <w:color w:val="4EA72E" w:themeColor="accent6"/>
+          <w:sz w:val="22"/>
+          <w:szCs w:val="22"/>
           <w:lang w:val="pl-PL"/>
         </w:rPr>
         <w:t>TEMAT</w:t>
       </w:r>
       <w:r>
         <w:rPr>
-          <w:lang w:val="pl-PL"/>
-        </w:rPr>
-        <w:t>: {{ temat_</w:t>
-      </w:r>
-      <w:r>
-        <w:rPr>
-          <w:lang w:val="pl-PL"/>
-        </w:rPr>
-        <w:t>odrzucony</w:t>
-      </w:r>
-      <w:r>
-        <w:rPr>
-          <w:lang w:val="pl-PL"/>
-        </w:rPr>
-        <w:t xml:space="preserve"> }} </w:t>
-      </w:r>
-      <w:r>
-        <w:rPr>
+          <w:rFonts w:ascii="Arial" w:hAnsi="Arial" w:cs="Arial"/>
+          <w:sz w:val="22"/>
+          <w:szCs w:val="22"/>
+          <w:lang w:val="pl-PL"/>
+        </w:rPr>
+        <w:t xml:space="preserve">: {{ temat_odrzucony }} </w:t>
+      </w:r>
+      <w:r>
+        <w:rPr>
+          <w:rFonts w:ascii="Arial" w:hAnsi="Arial" w:cs="Arial"/>
+          <w:sz w:val="22"/>
+          <w:szCs w:val="22"/>
           <w:lang w:val="pl-PL"/>
         </w:rPr>
         <w:br/>
@@ -44,12 +45,19 @@
     </w:p>
     <w:p>
       <w:pPr>
-        <w:rPr>
+        <w:spacing w:after="0"/>
+        <w:rPr>
+          <w:rFonts w:ascii="Arial" w:hAnsi="Arial" w:cs="Arial"/>
+          <w:sz w:val="22"/>
+          <w:szCs w:val="22"/>
           <w:lang w:val="pl-PL"/>
         </w:rPr>
       </w:pPr>
       <w:r>
         <w:rPr>
+          <w:rFonts w:ascii="Arial" w:hAnsi="Arial" w:cs="Arial"/>
+          <w:sz w:val="22"/>
+          <w:szCs w:val="22"/>
           <w:lang w:val="pl-PL"/>
         </w:rPr>
         <w:t>Cześć!</w:t>
@@ -57,92 +65,110 @@
     </w:p>
     <w:p>
       <w:pPr>
-        <w:rPr>
+        <w:spacing w:after="0"/>
+        <w:rPr>
+          <w:rFonts w:ascii="Arial" w:hAnsi="Arial" w:cs="Arial"/>
+          <w:sz w:val="22"/>
+          <w:szCs w:val="22"/>
           <w:lang w:val="pl-PL"/>
         </w:rPr>
       </w:pPr>
       <w:r>
         <w:rPr>
+          <w:rFonts w:ascii="Arial" w:hAnsi="Arial" w:cs="Arial"/>
+          <w:sz w:val="22"/>
+          <w:szCs w:val="22"/>
           <w:lang w:val="pl-PL"/>
         </w:rPr>
         <w:t>Dziękujemy za zainteresowanie projektem</w:t>
       </w:r>
       <w:r>
         <w:rPr>
+          <w:rFonts w:ascii="Arial" w:hAnsi="Arial" w:cs="Arial"/>
           <w:b/>
           <w:bCs/>
+          <w:sz w:val="22"/>
+          <w:szCs w:val="22"/>
           <w:lang w:val="pl-PL"/>
         </w:rPr>
         <w:t xml:space="preserve"> </w:t>
       </w:r>
       <w:r>
         <w:rPr>
+          <w:rFonts w:ascii="Arial" w:hAnsi="Arial" w:cs="Arial"/>
           <w:b/>
           <w:bCs/>
-          <w:lang w:val="pl-PL"/>
-        </w:rPr>
-        <w:t>"</w:t>
-      </w:r>
-      <w:r>
-        <w:rPr>
+          <w:sz w:val="22"/>
+          <w:szCs w:val="22"/>
+          <w:lang w:val="pl-PL"/>
+        </w:rPr>
+        <w:t>"{{ nazwa_projektu }}"</w:t>
+      </w:r>
+      <w:r>
+        <w:rPr>
+          <w:rFonts w:ascii="Arial" w:hAnsi="Arial" w:cs="Arial"/>
           <w:b/>
           <w:bCs/>
-          <w:lang w:val="pl-PL"/>
-        </w:rPr>
-        <w:t>{{ nazwa_projektu }}</w:t>
-      </w:r>
-      <w:r>
-        <w:rPr>
+          <w:sz w:val="22"/>
+          <w:szCs w:val="22"/>
+          <w:lang w:val="pl-PL"/>
+        </w:rPr>
+        <w:t xml:space="preserve"> </w:t>
+      </w:r>
+      <w:r>
+        <w:rPr>
+          <w:rFonts w:ascii="Arial" w:hAnsi="Arial" w:cs="Arial"/>
+          <w:sz w:val="22"/>
+          <w:szCs w:val="22"/>
+          <w:lang w:val="pl-PL"/>
+        </w:rPr>
+        <w:t xml:space="preserve">w </w:t>
+      </w:r>
+      <w:r>
+        <w:rPr>
+          <w:rFonts w:ascii="Arial" w:hAnsi="Arial" w:cs="Arial"/>
           <w:b/>
           <w:bCs/>
-          <w:lang w:val="pl-PL"/>
-        </w:rPr>
-        <w:t>"</w:t>
-      </w:r>
-      <w:r>
-        <w:rPr>
+          <w:sz w:val="22"/>
+          <w:szCs w:val="22"/>
+          <w:lang w:val="pl-PL"/>
+        </w:rPr>
+        <w:t>{{ kraj_2 }}</w:t>
+      </w:r>
+      <w:r>
+        <w:rPr>
+          <w:rFonts w:ascii="Arial" w:hAnsi="Arial" w:cs="Arial"/>
+          <w:sz w:val="22"/>
+          <w:szCs w:val="22"/>
+          <w:lang w:val="pl-PL"/>
+        </w:rPr>
+        <w:t xml:space="preserve"> (</w:t>
+      </w:r>
+      <w:r>
+        <w:rPr>
+          <w:rFonts w:ascii="Arial" w:hAnsi="Arial" w:cs="Arial"/>
           <w:b/>
           <w:bCs/>
-          <w:lang w:val="pl-PL"/>
-        </w:rPr>
-        <w:t xml:space="preserve"> </w:t>
-      </w:r>
-      <w:r>
-        <w:rPr>
-          <w:lang w:val="pl-PL"/>
-        </w:rPr>
-        <w:t xml:space="preserve">w </w:t>
-      </w:r>
-      <w:r>
-        <w:rPr>
-          <w:b/>
-          <w:bCs/>
-          <w:lang w:val="pl-PL"/>
-        </w:rPr>
-        <w:t>{{ kraj_2 }}</w:t>
-      </w:r>
-      <w:r>
-        <w:rPr>
-          <w:lang w:val="pl-PL"/>
-        </w:rPr>
-        <w:t xml:space="preserve"> (</w:t>
-      </w:r>
-      <w:r>
-        <w:rPr>
-          <w:b/>
-          <w:bCs/>
+          <w:sz w:val="22"/>
+          <w:szCs w:val="22"/>
           <w:lang w:val="pl-PL"/>
         </w:rPr>
         <w:t>{{ data_start }} – {{ data_koniec }}</w:t>
       </w:r>
       <w:r>
         <w:rPr>
+          <w:rFonts w:ascii="Arial" w:hAnsi="Arial" w:cs="Arial"/>
+          <w:sz w:val="22"/>
+          <w:szCs w:val="22"/>
           <w:lang w:val="pl-PL"/>
         </w:rPr>
         <w:t>)</w:t>
       </w:r>
       <w:r>
         <w:rPr>
+          <w:rFonts w:ascii="Arial" w:hAnsi="Arial" w:cs="Arial"/>
+          <w:sz w:val="22"/>
+          <w:szCs w:val="22"/>
           <w:lang w:val="pl-PL"/>
         </w:rPr>
         <w:t>.</w:t>
@@ -150,19 +176,30 @@
     </w:p>
     <w:p>
       <w:pPr>
-        <w:rPr>
+        <w:spacing w:after="0"/>
+        <w:rPr>
+          <w:rFonts w:ascii="Arial" w:hAnsi="Arial" w:cs="Arial"/>
+          <w:sz w:val="22"/>
+          <w:szCs w:val="22"/>
           <w:lang w:val="pl-PL"/>
         </w:rPr>
       </w:pPr>
     </w:p>
     <w:p>
       <w:pPr>
-        <w:rPr>
+        <w:spacing w:after="0"/>
+        <w:rPr>
+          <w:rFonts w:ascii="Arial" w:hAnsi="Arial" w:cs="Arial"/>
+          <w:sz w:val="22"/>
+          <w:szCs w:val="22"/>
           <w:lang w:val="pl-PL"/>
         </w:rPr>
       </w:pPr>
       <w:r>
         <w:rPr>
+          <w:rFonts w:ascii="Arial" w:hAnsi="Arial" w:cs="Arial"/>
+          <w:sz w:val="22"/>
+          <w:szCs w:val="22"/>
           <w:lang w:val="pl-PL"/>
         </w:rPr>
         <w:t>Do udziału w projekcie zgłosiło się więcej chętnych osób niż miejsc i wybór uczestniczek i uczestników był dla nas niezwykle trudnym zadaniem. Niestety mamy ograniczoną liczbę miejsc i tym razem nie możemy zaprosić Cię do udziału.</w:t>
@@ -170,19 +207,30 @@
     </w:p>
     <w:p>
       <w:pPr>
-        <w:rPr>
+        <w:spacing w:after="0"/>
+        <w:rPr>
+          <w:rFonts w:ascii="Arial" w:hAnsi="Arial" w:cs="Arial"/>
+          <w:sz w:val="22"/>
+          <w:szCs w:val="22"/>
           <w:lang w:val="pl-PL"/>
         </w:rPr>
       </w:pPr>
     </w:p>
     <w:p>
       <w:pPr>
-        <w:rPr>
+        <w:spacing w:after="0"/>
+        <w:rPr>
+          <w:rFonts w:ascii="Arial" w:hAnsi="Arial" w:cs="Arial"/>
+          <w:sz w:val="22"/>
+          <w:szCs w:val="22"/>
           <w:lang w:val="pl-PL"/>
         </w:rPr>
       </w:pPr>
       <w:r>
         <w:rPr>
+          <w:rFonts w:ascii="Arial" w:hAnsi="Arial" w:cs="Arial"/>
+          <w:sz w:val="22"/>
+          <w:szCs w:val="22"/>
           <w:lang w:val="pl-PL"/>
         </w:rPr>
         <w:t>W razie rezygnacji którejś z osób zakwalifikowanych skontaktujemy się z Tobą!</w:t>
@@ -190,19 +238,30 @@
     </w:p>
     <w:p>
       <w:pPr>
-        <w:rPr>
+        <w:spacing w:after="0"/>
+        <w:rPr>
+          <w:rFonts w:ascii="Arial" w:hAnsi="Arial" w:cs="Arial"/>
+          <w:sz w:val="22"/>
+          <w:szCs w:val="22"/>
           <w:lang w:val="pl-PL"/>
         </w:rPr>
       </w:pPr>
     </w:p>
     <w:p>
       <w:pPr>
-        <w:rPr>
+        <w:spacing w:after="0"/>
+        <w:rPr>
+          <w:rFonts w:ascii="Arial" w:hAnsi="Arial" w:cs="Arial"/>
+          <w:sz w:val="22"/>
+          <w:szCs w:val="22"/>
           <w:lang w:val="pl-PL"/>
         </w:rPr>
       </w:pPr>
       <w:r>
         <w:rPr>
+          <w:rFonts w:ascii="Arial" w:hAnsi="Arial" w:cs="Arial"/>
+          <w:sz w:val="22"/>
+          <w:szCs w:val="22"/>
           <w:lang w:val="pl-PL"/>
         </w:rPr>
         <w:t>Zachęcamy do obserwowania nas w mediach społecznościowych: </w:t>
@@ -210,20 +269,30 @@
     </w:p>
     <w:p>
       <w:pPr>
-        <w:rPr>
+        <w:spacing w:after="0"/>
+        <w:rPr>
+          <w:rFonts w:ascii="Arial" w:hAnsi="Arial" w:cs="Arial"/>
+          <w:sz w:val="22"/>
+          <w:szCs w:val="22"/>
           <w:lang w:val="pl-PL"/>
         </w:rPr>
       </w:pPr>
       <w:r>
         <w:rPr>
+          <w:rFonts w:ascii="Arial" w:hAnsi="Arial" w:cs="Arial"/>
           <w:b/>
           <w:bCs/>
+          <w:sz w:val="22"/>
+          <w:szCs w:val="22"/>
           <w:lang w:val="pl-PL"/>
         </w:rPr>
         <w:t>INSTAGRAM:</w:t>
       </w:r>
       <w:r>
         <w:rPr>
+          <w:rFonts w:ascii="Arial" w:hAnsi="Arial" w:cs="Arial"/>
+          <w:sz w:val="22"/>
+          <w:szCs w:val="22"/>
           <w:lang w:val="pl-PL"/>
         </w:rPr>
         <w:t xml:space="preserve"> </w:t>
@@ -232,6 +301,9 @@
         <w:r>
           <w:rPr>
             <w:rStyle w:val="Hyperlink"/>
+            <w:rFonts w:ascii="Arial" w:hAnsi="Arial" w:cs="Arial"/>
+            <w:sz w:val="22"/>
+            <w:szCs w:val="22"/>
             <w:lang w:val="pl-PL"/>
           </w:rPr>
           <w:t>@yowopoland</w:t>
@@ -240,20 +312,30 @@
     </w:p>
     <w:p>
       <w:pPr>
-        <w:rPr>
+        <w:spacing w:after="0"/>
+        <w:rPr>
+          <w:rFonts w:ascii="Arial" w:hAnsi="Arial" w:cs="Arial"/>
+          <w:sz w:val="22"/>
+          <w:szCs w:val="22"/>
           <w:lang w:val="pl-PL"/>
         </w:rPr>
       </w:pPr>
       <w:r>
         <w:rPr>
+          <w:rFonts w:ascii="Arial" w:hAnsi="Arial" w:cs="Arial"/>
           <w:b/>
           <w:bCs/>
+          <w:sz w:val="22"/>
+          <w:szCs w:val="22"/>
           <w:lang w:val="pl-PL"/>
         </w:rPr>
         <w:t>FACEBOOK:</w:t>
       </w:r>
       <w:r>
         <w:rPr>
+          <w:rFonts w:ascii="Arial" w:hAnsi="Arial" w:cs="Arial"/>
+          <w:sz w:val="22"/>
+          <w:szCs w:val="22"/>
           <w:lang w:val="pl-PL"/>
         </w:rPr>
         <w:t xml:space="preserve"> </w:t>
@@ -262,6 +344,9 @@
         <w:r>
           <w:rPr>
             <w:rStyle w:val="Hyperlink"/>
+            <w:rFonts w:ascii="Arial" w:hAnsi="Arial" w:cs="Arial"/>
+            <w:sz w:val="22"/>
+            <w:szCs w:val="22"/>
             <w:lang w:val="pl-PL"/>
           </w:rPr>
           <w:t>YoWo Poland</w:t>
@@ -270,26 +355,39 @@
     </w:p>
     <w:p>
       <w:pPr>
-        <w:rPr>
+        <w:spacing w:after="0"/>
+        <w:rPr>
+          <w:rFonts w:ascii="Arial" w:hAnsi="Arial" w:cs="Arial"/>
+          <w:sz w:val="22"/>
+          <w:szCs w:val="22"/>
           <w:lang w:val="pl-PL"/>
         </w:rPr>
       </w:pPr>
       <w:r>
         <w:rPr>
+          <w:rFonts w:ascii="Arial" w:hAnsi="Arial" w:cs="Arial"/>
+          <w:sz w:val="22"/>
+          <w:szCs w:val="22"/>
           <w:lang w:val="pl-PL"/>
         </w:rPr>
         <w:t xml:space="preserve">A także do przejrzenia aktualnych projektów na naszej </w:t>
       </w:r>
       <w:r>
         <w:rPr>
+          <w:rFonts w:ascii="Arial" w:hAnsi="Arial" w:cs="Arial"/>
           <w:b/>
           <w:bCs/>
+          <w:sz w:val="22"/>
+          <w:szCs w:val="22"/>
           <w:lang w:val="pl-PL"/>
         </w:rPr>
         <w:t>stronie internetowej</w:t>
       </w:r>
       <w:r>
         <w:rPr>
+          <w:rFonts w:ascii="Arial" w:hAnsi="Arial" w:cs="Arial"/>
+          <w:sz w:val="22"/>
+          <w:szCs w:val="22"/>
           <w:lang w:val="pl-PL"/>
         </w:rPr>
         <w:t xml:space="preserve">: </w:t>
@@ -298,6 +396,9 @@
         <w:r>
           <w:rPr>
             <w:rStyle w:val="Hyperlink"/>
+            <w:rFonts w:ascii="Arial" w:hAnsi="Arial" w:cs="Arial"/>
+            <w:sz w:val="22"/>
+            <w:szCs w:val="22"/>
             <w:lang w:val="pl-PL"/>
           </w:rPr>
           <w:t>www.yowopoland.org</w:t>
@@ -305,6 +406,9 @@
       </w:hyperlink>
       <w:r>
         <w:rPr>
+          <w:rFonts w:ascii="Arial" w:hAnsi="Arial" w:cs="Arial"/>
+          <w:sz w:val="22"/>
+          <w:szCs w:val="22"/>
           <w:lang w:val="pl-PL"/>
         </w:rPr>
         <w:t xml:space="preserve"> (i zapisu do YoWo-newslettera!)</w:t>
@@ -312,43 +416,69 @@
     </w:p>
     <w:p>
       <w:pPr>
-        <w:rPr>
+        <w:spacing w:after="0"/>
+        <w:rPr>
+          <w:rFonts w:ascii="Arial" w:hAnsi="Arial" w:cs="Arial"/>
+          <w:sz w:val="22"/>
+          <w:szCs w:val="22"/>
           <w:lang w:val="pl-PL"/>
         </w:rPr>
       </w:pPr>
     </w:p>
     <w:p>
-      <w:proofErr w:type="spellStart"/>
-      <w:r>
+      <w:pPr>
+        <w:spacing w:after="0"/>
+        <w:rPr>
+          <w:rFonts w:ascii="Arial" w:hAnsi="Arial" w:cs="Arial"/>
+          <w:sz w:val="22"/>
+          <w:szCs w:val="22"/>
+        </w:rPr>
+      </w:pPr>
+      <w:r>
+        <w:rPr>
+          <w:rFonts w:ascii="Arial" w:hAnsi="Arial" w:cs="Arial"/>
+          <w:sz w:val="22"/>
+          <w:szCs w:val="22"/>
+        </w:rPr>
         <w:t>Pozdrawiamy</w:t>
       </w:r>
-      <w:proofErr w:type="spellEnd"/>
     </w:p>
     <w:p>
-      <w:proofErr w:type="spellStart"/>
-      <w:r>
-        <w:t>zespół</w:t>
-      </w:r>
-      <w:proofErr w:type="spellEnd"/>
-      <w:r>
-        <w:t xml:space="preserve"> </w:t>
-      </w:r>
-      <w:proofErr w:type="spellStart"/>
-      <w:r>
-        <w:t>YoWo</w:t>
-      </w:r>
-      <w:proofErr w:type="spellEnd"/>
-      <w:r>
-        <w:t xml:space="preserve"> Poland </w:t>
+      <w:pPr>
+        <w:spacing w:after="0"/>
+        <w:rPr>
+          <w:rFonts w:ascii="Arial" w:hAnsi="Arial" w:cs="Arial"/>
+          <w:sz w:val="22"/>
+          <w:szCs w:val="22"/>
+        </w:rPr>
+      </w:pPr>
+      <w:r>
+        <w:rPr>
+          <w:rFonts w:ascii="Arial" w:hAnsi="Arial" w:cs="Arial"/>
+          <w:sz w:val="22"/>
+          <w:szCs w:val="22"/>
+        </w:rPr>
+        <w:t xml:space="preserve">zespół YoWo Poland </w:t>
       </w:r>
       <w:r>
         <w:rPr>
           <w:rFonts w:ascii="Segoe UI Emoji" w:hAnsi="Segoe UI Emoji" w:cs="Segoe UI Emoji"/>
+          <w:sz w:val="22"/>
+          <w:szCs w:val="22"/>
         </w:rPr>
         <w:t>💛</w:t>
       </w:r>
     </w:p>
-    <w:p/>
+    <w:p>
+      <w:pPr>
+        <w:spacing w:after="0"/>
+        <w:rPr>
+          <w:rFonts w:ascii="Arial" w:hAnsi="Arial" w:cs="Arial"/>
+          <w:sz w:val="22"/>
+          <w:szCs w:val="22"/>
+        </w:rPr>
+      </w:pPr>
+    </w:p>
     <w:sectPr>
       <w:pgSz w:w="11906" w:h="16838"/>
       <w:pgMar w:top="1440" w:right="1440" w:bottom="1440" w:left="1440" w:header="708" w:footer="708" w:gutter="0"/>
@@ -962,6 +1092,7 @@
   <w:style w:type="character" w:default="1" w:styleId="DefaultParagraphFont">
     <w:name w:val="Default Paragraph Font"/>
     <w:uiPriority w:val="1"/>
+    <w:semiHidden/>
     <w:unhideWhenUsed/>
   </w:style>
   <w:style w:type="table" w:default="1" w:styleId="TableNormal">
